--- a/resources/gost_example.docx
+++ b/resources/gost_example.docx
@@ -4099,23 +4099,7 @@
       </w:r>
       <w:proofErr w:type="spellEnd"/>
       <w:r>
-        <w:t>. — Москва</w:t>
-      </w:r>
-      <w:proofErr w:type="gramStart"/>
-      <w:r>
-        <w:t xml:space="preserve"> :</w:t>
-      </w:r>
-      <w:proofErr w:type="gramEnd"/>
-      <w:r>
-        <w:t xml:space="preserve"> РТУ МИРЭА, 2023. — 306 с. — ISBN 978-5-7339-2047-4. — Текст</w:t>
-      </w:r>
-      <w:proofErr w:type="gramStart"/>
-      <w:r>
-        <w:t xml:space="preserve"> :</w:t>
-      </w:r>
-      <w:proofErr w:type="gramEnd"/>
-      <w:r>
-        <w:t xml:space="preserve"> электронный // Лань : электронно-библиотечная система. — URL: https://e.lanbook.com/book/398264 (дата обращения: 18.11.2025). — Режим доступа: для </w:t>
+        <w:t xml:space="preserve">. — Москва : РТУ МИРЭА, 2023. — 306 с. — ISBN 978-5-7339-2047-4. — Текст : электронный // Лань : электронно-библиотечная система. — URL: https://e.lanbook.com/book/398264 (дата обращения: 18.11.2025). — Режим доступа: для </w:t>
       </w:r>
       <w:proofErr w:type="spellStart"/>
       <w:r>
@@ -4354,7 +4338,6 @@
         </w:rPr>
         <w:t>_</w:t>
       </w:r>
-      <w:proofErr w:type="gramStart"/>
       <w:r>
         <w:t>required</w:t>
       </w:r>
@@ -4364,7 +4347,6 @@
         </w:rPr>
         <w:t>(</w:t>
       </w:r>
-      <w:proofErr w:type="gramEnd"/>
       <w:r>
         <w:t>VERSION</w:t>
       </w:r>
@@ -4401,12 +4383,10 @@
       <w:pPr>
         <w:pStyle w:val="ListingCode"/>
       </w:pPr>
-      <w:proofErr w:type="gramStart"/>
       <w:r>
         <w:t>project(</w:t>
       </w:r>
       <w:proofErr w:type="spellStart"/>
-      <w:proofErr w:type="gramEnd"/>
       <w:r>
         <w:t>ImageProcessingAlgorithm</w:t>
       </w:r>
@@ -4447,39 +4427,24 @@
       <w:pPr>
         <w:pStyle w:val="ListingCode"/>
       </w:pPr>
-      <w:proofErr w:type="gramStart"/>
-      <w:r>
-        <w:t>set(</w:t>
-      </w:r>
-      <w:proofErr w:type="gramEnd"/>
-      <w:r>
-        <w:t>CMAKE_CXX_STANDARD 17)</w:t>
+      <w:r>
+        <w:t>set(CMAKE_CXX_STANDARD 17)</w:t>
       </w:r>
     </w:p>
     <w:p>
       <w:pPr>
         <w:pStyle w:val="ListingCode"/>
       </w:pPr>
-      <w:proofErr w:type="gramStart"/>
-      <w:r>
-        <w:t>set(</w:t>
-      </w:r>
-      <w:proofErr w:type="gramEnd"/>
-      <w:r>
-        <w:t>CMAKE_CXX_STANDARD_REQUIRED ON)</w:t>
+      <w:r>
+        <w:t>set(CMAKE_CXX_STANDARD_REQUIRED ON)</w:t>
       </w:r>
     </w:p>
     <w:p>
       <w:pPr>
         <w:pStyle w:val="ListingCode"/>
       </w:pPr>
-      <w:proofErr w:type="gramStart"/>
-      <w:r>
-        <w:t>set(</w:t>
-      </w:r>
-      <w:proofErr w:type="gramEnd"/>
-      <w:r>
-        <w:t>CMAKE_CXX_EXTENSIONS OFF)</w:t>
+      <w:r>
+        <w:t>set(CMAKE_CXX_EXTENSIONS OFF)</w:t>
       </w:r>
     </w:p>
     <w:p>
@@ -4498,55 +4463,157 @@
         <w:rPr>
           <w:lang w:val="ru-RU"/>
         </w:rPr>
-        <w:t xml:space="preserve"># Определение типа сборки по умолчанию, если не </w:t>
-      </w:r>
-      <w:proofErr w:type="gramStart"/>
-      <w:r>
+        <w:t># Определение типа сборки по умолчанию, если не задан</w:t>
+      </w:r>
+    </w:p>
+    <w:p>
+      <w:pPr>
+        <w:pStyle w:val="ListingCode"/>
+      </w:pPr>
+      <w:r>
+        <w:t>if(NOT CMAKE_BUILD_TYPE)</w:t>
+      </w:r>
+    </w:p>
+    <w:p>
+      <w:pPr>
+        <w:pStyle w:val="ListingCode"/>
+      </w:pPr>
+      <w:r>
+        <w:t xml:space="preserve">    set(CMAKE_BUILD_TYPE "Release")</w:t>
+      </w:r>
+    </w:p>
+    <w:p>
+      <w:pPr>
+        <w:pStyle w:val="ListingCode"/>
         <w:rPr>
           <w:lang w:val="ru-RU"/>
         </w:rPr>
-        <w:t>задан</w:t>
-      </w:r>
-      <w:proofErr w:type="gramEnd"/>
+      </w:pPr>
+      <w:proofErr w:type="spellStart"/>
+      <w:r>
+        <w:t>endif</w:t>
+      </w:r>
+      <w:proofErr w:type="spellEnd"/>
+      <w:r>
+        <w:rPr>
+          <w:lang w:val="ru-RU"/>
+        </w:rPr>
+        <w:t>()</w:t>
+      </w:r>
     </w:p>
     <w:p>
       <w:pPr>
         <w:pStyle w:val="ListingCode"/>
-      </w:pPr>
-      <w:proofErr w:type="gramStart"/>
-      <w:r>
-        <w:t>if(</w:t>
-      </w:r>
-      <w:proofErr w:type="gramEnd"/>
-      <w:r>
-        <w:t>NOT CMAKE_BUILD_TYPE)</w:t>
-      </w:r>
+        <w:rPr>
+          <w:lang w:val="ru-RU"/>
+        </w:rPr>
+      </w:pPr>
     </w:p>
     <w:p>
       <w:pPr>
         <w:pStyle w:val="ListingCode"/>
+        <w:rPr>
+          <w:lang w:val="ru-RU"/>
+        </w:rPr>
+      </w:pPr>
+      <w:r>
+        <w:rPr>
+          <w:lang w:val="ru-RU"/>
+        </w:rPr>
+        <w:t># Опции сборки (флаги компилятора)</w:t>
+      </w:r>
+    </w:p>
+    <w:p>
+      <w:pPr>
+        <w:pStyle w:val="ListingCode"/>
+      </w:pPr>
+      <w:r>
+        <w:t>if(CMAKE_CXX_COMPILER_ID MATCHES "</w:t>
+      </w:r>
+      <w:proofErr w:type="spellStart"/>
+      <w:r>
+        <w:t>GNU|Clang|MSVC</w:t>
+      </w:r>
+      <w:proofErr w:type="spellEnd"/>
+      <w:r>
+        <w:t>")</w:t>
+      </w:r>
+    </w:p>
+    <w:p>
+      <w:pPr>
+        <w:pStyle w:val="ListingCode"/>
+      </w:pPr>
+      <w:r>
+        <w:t xml:space="preserve">    if(CMAKE_BUILD_TYPE STREQUAL "Debug")</w:t>
+      </w:r>
+    </w:p>
+    <w:p>
+      <w:pPr>
+        <w:pStyle w:val="ListingCode"/>
+      </w:pPr>
+      <w:r>
+        <w:t xml:space="preserve">        </w:t>
+      </w:r>
+      <w:proofErr w:type="spellStart"/>
+      <w:r>
+        <w:t>add_compile_options</w:t>
+      </w:r>
+      <w:proofErr w:type="spellEnd"/>
+      <w:r>
+        <w:t>(-Wall -</w:t>
+      </w:r>
+      <w:proofErr w:type="spellStart"/>
+      <w:r>
+        <w:t>Wextra</w:t>
+      </w:r>
+      <w:proofErr w:type="spellEnd"/>
+      <w:r>
+        <w:t xml:space="preserve"> -g -O0)</w:t>
+      </w:r>
+    </w:p>
+    <w:p>
+      <w:pPr>
+        <w:pStyle w:val="ListingCode"/>
       </w:pPr>
       <w:r>
         <w:t xml:space="preserve">    </w:t>
       </w:r>
-      <w:proofErr w:type="gramStart"/>
-      <w:r>
-        <w:t>set(</w:t>
-      </w:r>
-      <w:proofErr w:type="gramEnd"/>
-      <w:r>
-        <w:t>CMAKE_BUILD_TYPE "Release")</w:t>
+      <w:proofErr w:type="spellStart"/>
+      <w:r>
+        <w:t>elseif</w:t>
+      </w:r>
+      <w:proofErr w:type="spellEnd"/>
+      <w:r>
+        <w:t>(CMAKE_BUILD_TYPE STREQUAL "Release")</w:t>
       </w:r>
     </w:p>
     <w:p>
       <w:pPr>
         <w:pStyle w:val="ListingCode"/>
+      </w:pPr>
+      <w:r>
+        <w:t xml:space="preserve">        </w:t>
+      </w:r>
+      <w:proofErr w:type="spellStart"/>
+      <w:r>
+        <w:t>add_compile_options</w:t>
+      </w:r>
+      <w:proofErr w:type="spellEnd"/>
+      <w:r>
+        <w:t>(-O3 -DNDEBUG)</w:t>
+      </w:r>
+    </w:p>
+    <w:p>
+      <w:pPr>
+        <w:pStyle w:val="ListingCode"/>
         <w:rPr>
           <w:lang w:val="ru-RU"/>
         </w:rPr>
       </w:pPr>
+      <w:r>
+        <w:t xml:space="preserve">    </w:t>
+      </w:r>
       <w:proofErr w:type="spellStart"/>
-      <w:proofErr w:type="gramStart"/>
       <w:r>
         <w:t>endif</w:t>
       </w:r>
@@ -4557,7 +4624,6 @@
         </w:rPr>
         <w:t>()</w:t>
       </w:r>
-      <w:proofErr w:type="gramEnd"/>
     </w:p>
     <w:p>
       <w:pPr>
@@ -4566,6 +4632,17 @@
           <w:lang w:val="ru-RU"/>
         </w:rPr>
       </w:pPr>
+      <w:proofErr w:type="spellStart"/>
+      <w:r>
+        <w:t>endif</w:t>
+      </w:r>
+      <w:proofErr w:type="spellEnd"/>
+      <w:r>
+        <w:rPr>
+          <w:lang w:val="ru-RU"/>
+        </w:rPr>
+        <w:t>()</w:t>
+      </w:r>
     </w:p>
     <w:p>
       <w:pPr>
@@ -4574,48 +4651,264 @@
           <w:lang w:val="ru-RU"/>
         </w:rPr>
       </w:pPr>
-      <w:r>
+    </w:p>
+    <w:p>
+      <w:pPr>
+        <w:pStyle w:val="ListingCode"/>
         <w:rPr>
           <w:lang w:val="ru-RU"/>
         </w:rPr>
-        <w:t># Опции сборки (флаги компилятора)</w:t>
+      </w:pPr>
+      <w:r>
+        <w:rPr>
+          <w:lang w:val="ru-RU"/>
+        </w:rPr>
+        <w:t xml:space="preserve"># Поиск внешней библиотеки (пример: </w:t>
+      </w:r>
+      <w:proofErr w:type="spellStart"/>
+      <w:r>
+        <w:t>OpenCV</w:t>
+      </w:r>
+      <w:proofErr w:type="spellEnd"/>
+      <w:r>
+        <w:rPr>
+          <w:lang w:val="ru-RU"/>
+        </w:rPr>
+        <w:t>)</w:t>
       </w:r>
     </w:p>
     <w:p>
       <w:pPr>
         <w:pStyle w:val="ListingCode"/>
       </w:pPr>
-      <w:proofErr w:type="gramStart"/>
-      <w:r>
-        <w:t>if(</w:t>
-      </w:r>
-      <w:proofErr w:type="gramEnd"/>
-      <w:r>
-        <w:t>CMAKE_CXX_COMPILER_ID MATCHES "</w:t>
-      </w:r>
       <w:proofErr w:type="spellStart"/>
       <w:r>
-        <w:t>GNU|Clang|MSVC</w:t>
+        <w:t>find_package</w:t>
       </w:r>
       <w:proofErr w:type="spellEnd"/>
       <w:r>
-        <w:t>")</w:t>
+        <w:t>(</w:t>
+      </w:r>
+      <w:proofErr w:type="spellStart"/>
+      <w:r>
+        <w:t>OpenCV</w:t>
+      </w:r>
+      <w:proofErr w:type="spellEnd"/>
+      <w:r>
+        <w:t xml:space="preserve"> REQUIRED COMPONENTS core </w:t>
+      </w:r>
+      <w:proofErr w:type="spellStart"/>
+      <w:r>
+        <w:t>imgproc</w:t>
+      </w:r>
+      <w:proofErr w:type="spellEnd"/>
+      <w:r>
+        <w:t xml:space="preserve"> </w:t>
+      </w:r>
+      <w:proofErr w:type="spellStart"/>
+      <w:r>
+        <w:t>highgui</w:t>
+      </w:r>
+      <w:proofErr w:type="spellEnd"/>
+      <w:r>
+        <w:t>)</w:t>
       </w:r>
     </w:p>
     <w:p>
       <w:pPr>
         <w:pStyle w:val="ListingCode"/>
       </w:pPr>
+    </w:p>
+    <w:p>
+      <w:pPr>
+        <w:pStyle w:val="ListingCode"/>
+        <w:rPr>
+          <w:lang w:val="ru-RU"/>
+        </w:rPr>
+      </w:pPr>
+      <w:r>
+        <w:rPr>
+          <w:lang w:val="ru-RU"/>
+        </w:rPr>
+        <w:t xml:space="preserve"># Если </w:t>
+      </w:r>
+      <w:proofErr w:type="spellStart"/>
+      <w:r>
+        <w:t>OpenCV</w:t>
+      </w:r>
+      <w:proofErr w:type="spellEnd"/>
+      <w:r>
+        <w:rPr>
+          <w:lang w:val="ru-RU"/>
+        </w:rPr>
+        <w:t xml:space="preserve"> не найден – остановить сборку с ошибкой</w:t>
+      </w:r>
+    </w:p>
+    <w:p>
+      <w:pPr>
+        <w:pStyle w:val="ListingCode"/>
+      </w:pPr>
+      <w:r>
+        <w:t xml:space="preserve">if(NOT </w:t>
+      </w:r>
+      <w:proofErr w:type="spellStart"/>
+      <w:r>
+        <w:t>OpenCV_FOUND</w:t>
+      </w:r>
+      <w:proofErr w:type="spellEnd"/>
+      <w:r>
+        <w:t>)</w:t>
+      </w:r>
+    </w:p>
+    <w:p>
+      <w:pPr>
+        <w:pStyle w:val="ListingCode"/>
+        <w:rPr>
+          <w:lang w:val="ru-RU"/>
+        </w:rPr>
+      </w:pPr>
+      <w:r>
+        <w:t xml:space="preserve">    message(FATAL_ERROR "</w:t>
+      </w:r>
+      <w:proofErr w:type="spellStart"/>
+      <w:r>
+        <w:t>OpenCV</w:t>
+      </w:r>
+      <w:proofErr w:type="spellEnd"/>
+      <w:r>
+        <w:t xml:space="preserve"> </w:t>
+      </w:r>
+      <w:proofErr w:type="spellStart"/>
+      <w:r>
+        <w:t>не</w:t>
+      </w:r>
+      <w:proofErr w:type="spellEnd"/>
+      <w:r>
+        <w:t xml:space="preserve"> </w:t>
+      </w:r>
+      <w:proofErr w:type="spellStart"/>
+      <w:r>
+        <w:t>найдена</w:t>
+      </w:r>
+      <w:proofErr w:type="spellEnd"/>
+      <w:r>
+        <w:t xml:space="preserve">. </w:t>
+      </w:r>
+      <w:r>
+        <w:rPr>
+          <w:lang w:val="ru-RU"/>
+        </w:rPr>
+        <w:t xml:space="preserve">Установите </w:t>
+      </w:r>
+      <w:proofErr w:type="spellStart"/>
+      <w:r>
+        <w:t>OpenCV</w:t>
+      </w:r>
+      <w:proofErr w:type="spellEnd"/>
+      <w:r>
+        <w:rPr>
+          <w:lang w:val="ru-RU"/>
+        </w:rPr>
+        <w:t xml:space="preserve"> и укажите путь через </w:t>
+      </w:r>
+      <w:proofErr w:type="spellStart"/>
+      <w:r>
+        <w:t>OpenCV</w:t>
+      </w:r>
+      <w:proofErr w:type="spellEnd"/>
+      <w:r>
+        <w:rPr>
+          <w:lang w:val="ru-RU"/>
+        </w:rPr>
+        <w:t>_</w:t>
+      </w:r>
+      <w:r>
+        <w:t>DIR</w:t>
+      </w:r>
+      <w:r>
+        <w:rPr>
+          <w:lang w:val="ru-RU"/>
+        </w:rPr>
+        <w:t>.")</w:t>
+      </w:r>
+    </w:p>
+    <w:p>
+      <w:pPr>
+        <w:pStyle w:val="ListingCode"/>
+      </w:pPr>
+      <w:proofErr w:type="spellStart"/>
+      <w:r>
+        <w:t>endif</w:t>
+      </w:r>
+      <w:proofErr w:type="spellEnd"/>
+      <w:r>
+        <w:t>()</w:t>
+      </w:r>
+    </w:p>
+    <w:p>
+      <w:pPr>
+        <w:pStyle w:val="ListingCode"/>
+      </w:pPr>
+    </w:p>
+    <w:p>
+      <w:pPr>
+        <w:pStyle w:val="ListingCode"/>
+      </w:pPr>
+      <w:r>
+        <w:t xml:space="preserve"># </w:t>
+      </w:r>
+      <w:proofErr w:type="spellStart"/>
+      <w:r>
+        <w:t>Добавление</w:t>
+      </w:r>
+      <w:proofErr w:type="spellEnd"/>
+      <w:r>
+        <w:t xml:space="preserve"> </w:t>
+      </w:r>
+      <w:proofErr w:type="spellStart"/>
+      <w:r>
+        <w:t>исходных</w:t>
+      </w:r>
+      <w:proofErr w:type="spellEnd"/>
+      <w:r>
+        <w:t xml:space="preserve"> </w:t>
+      </w:r>
+      <w:proofErr w:type="spellStart"/>
+      <w:r>
+        <w:t>файлов</w:t>
+      </w:r>
+      <w:proofErr w:type="spellEnd"/>
+      <w:r>
+        <w:t xml:space="preserve"> </w:t>
+      </w:r>
+      <w:proofErr w:type="spellStart"/>
+      <w:r>
+        <w:t>проекта</w:t>
+      </w:r>
+      <w:proofErr w:type="spellEnd"/>
+    </w:p>
+    <w:p>
+      <w:pPr>
+        <w:pStyle w:val="ListingCode"/>
+      </w:pPr>
+      <w:r>
+        <w:t>set(SOURCES</w:t>
+      </w:r>
+    </w:p>
+    <w:p>
+      <w:pPr>
+        <w:pStyle w:val="ListingCode"/>
+      </w:pPr>
       <w:r>
         <w:t xml:space="preserve">    </w:t>
       </w:r>
-      <w:proofErr w:type="gramStart"/>
-      <w:r>
-        <w:t>if(</w:t>
-      </w:r>
-      <w:proofErr w:type="gramEnd"/>
-      <w:r>
-        <w:t>CMAKE_BUILD_TYPE STREQUAL "Debug")</w:t>
+      <w:proofErr w:type="spellStart"/>
+      <w:r>
+        <w:t>src</w:t>
+      </w:r>
+      <w:proofErr w:type="spellEnd"/>
+      <w:r>
+        <w:t>/main.cpp</w:t>
       </w:r>
     </w:p>
     <w:p>
@@ -4623,31 +4916,31 @@
         <w:pStyle w:val="ListingCode"/>
       </w:pPr>
       <w:r>
-        <w:t xml:space="preserve">        </w:t>
+        <w:t xml:space="preserve">    </w:t>
       </w:r>
       <w:proofErr w:type="spellStart"/>
       <w:r>
-        <w:t>add_compile_</w:t>
-      </w:r>
-      <w:proofErr w:type="gramStart"/>
-      <w:r>
-        <w:t>options</w:t>
+        <w:t>src</w:t>
       </w:r>
       <w:proofErr w:type="spellEnd"/>
       <w:r>
-        <w:t>(</w:t>
-      </w:r>
-      <w:proofErr w:type="gramEnd"/>
-      <w:r>
-        <w:t>-Wall -</w:t>
+        <w:t>/image_loader.cpp</w:t>
+      </w:r>
+    </w:p>
+    <w:p>
+      <w:pPr>
+        <w:pStyle w:val="ListingCode"/>
+      </w:pPr>
+      <w:r>
+        <w:t xml:space="preserve">    </w:t>
       </w:r>
       <w:proofErr w:type="spellStart"/>
       <w:r>
-        <w:t>Wextra</w:t>
+        <w:t>src</w:t>
       </w:r>
       <w:proofErr w:type="spellEnd"/>
       <w:r>
-        <w:t xml:space="preserve"> -g -O0)</w:t>
+        <w:t>/processor.cpp</w:t>
       </w:r>
     </w:p>
     <w:p>
@@ -4658,459 +4951,13 @@
         <w:t xml:space="preserve">    </w:t>
       </w:r>
       <w:proofErr w:type="spellStart"/>
-      <w:proofErr w:type="gramStart"/>
-      <w:r>
-        <w:t>elseif</w:t>
+      <w:r>
+        <w:t>src</w:t>
       </w:r>
       <w:proofErr w:type="spellEnd"/>
       <w:r>
-        <w:t>(</w:t>
-      </w:r>
-      <w:proofErr w:type="gramEnd"/>
-      <w:r>
-        <w:t>CMAKE_BUILD_TYPE STREQUAL "Release")</w:t>
-      </w:r>
-    </w:p>
-    <w:p>
-      <w:pPr>
-        <w:pStyle w:val="ListingCode"/>
-      </w:pPr>
-      <w:r>
-        <w:t xml:space="preserve">        </w:t>
-      </w:r>
-      <w:proofErr w:type="spellStart"/>
-      <w:r>
-        <w:t>add_compile_</w:t>
-      </w:r>
-      <w:proofErr w:type="gramStart"/>
-      <w:r>
-        <w:t>options</w:t>
-      </w:r>
-      <w:proofErr w:type="spellEnd"/>
-      <w:r>
-        <w:t>(</w:t>
-      </w:r>
-      <w:proofErr w:type="gramEnd"/>
-      <w:r>
-        <w:t>-O3 -DNDEBUG)</w:t>
-      </w:r>
-    </w:p>
-    <w:p>
-      <w:pPr>
-        <w:pStyle w:val="ListingCode"/>
-        <w:rPr>
-          <w:lang w:val="ru-RU"/>
-        </w:rPr>
-      </w:pPr>
-      <w:r>
-        <w:t xml:space="preserve">    </w:t>
-      </w:r>
-      <w:proofErr w:type="spellStart"/>
-      <w:proofErr w:type="gramStart"/>
-      <w:r>
-        <w:t>endif</w:t>
-      </w:r>
-      <w:proofErr w:type="spellEnd"/>
-      <w:r>
-        <w:rPr>
-          <w:lang w:val="ru-RU"/>
-        </w:rPr>
-        <w:t>()</w:t>
-      </w:r>
-      <w:proofErr w:type="gramEnd"/>
-    </w:p>
-    <w:p>
-      <w:pPr>
-        <w:pStyle w:val="ListingCode"/>
-        <w:rPr>
-          <w:lang w:val="ru-RU"/>
-        </w:rPr>
-      </w:pPr>
-      <w:proofErr w:type="spellStart"/>
-      <w:proofErr w:type="gramStart"/>
-      <w:r>
-        <w:t>endif</w:t>
-      </w:r>
-      <w:proofErr w:type="spellEnd"/>
-      <w:r>
-        <w:rPr>
-          <w:lang w:val="ru-RU"/>
-        </w:rPr>
-        <w:t>()</w:t>
-      </w:r>
-      <w:proofErr w:type="gramEnd"/>
-    </w:p>
-    <w:p>
-      <w:pPr>
-        <w:pStyle w:val="ListingCode"/>
-        <w:rPr>
-          <w:lang w:val="ru-RU"/>
-        </w:rPr>
-      </w:pPr>
-    </w:p>
-    <w:p>
-      <w:pPr>
-        <w:pStyle w:val="ListingCode"/>
-        <w:rPr>
-          <w:lang w:val="ru-RU"/>
-        </w:rPr>
-      </w:pPr>
-      <w:proofErr w:type="gramStart"/>
-      <w:r>
-        <w:rPr>
-          <w:lang w:val="ru-RU"/>
-        </w:rPr>
-        <w:t># Поиск внешней библиотеки (пример:</w:t>
-      </w:r>
-      <w:proofErr w:type="gramEnd"/>
-      <w:r>
-        <w:rPr>
-          <w:lang w:val="ru-RU"/>
-        </w:rPr>
-        <w:t xml:space="preserve"> </w:t>
-      </w:r>
-      <w:proofErr w:type="spellStart"/>
-      <w:r>
-        <w:t>OpenCV</w:t>
-      </w:r>
-      <w:proofErr w:type="spellEnd"/>
-      <w:r>
-        <w:rPr>
-          <w:lang w:val="ru-RU"/>
-        </w:rPr>
-        <w:t>)</w:t>
-      </w:r>
-    </w:p>
-    <w:p>
-      <w:pPr>
-        <w:pStyle w:val="ListingCode"/>
-      </w:pPr>
-      <w:proofErr w:type="spellStart"/>
-      <w:r>
-        <w:t>find_</w:t>
-      </w:r>
-      <w:proofErr w:type="gramStart"/>
-      <w:r>
-        <w:t>package</w:t>
-      </w:r>
-      <w:proofErr w:type="spellEnd"/>
-      <w:r>
-        <w:t>(</w:t>
-      </w:r>
-      <w:proofErr w:type="spellStart"/>
-      <w:proofErr w:type="gramEnd"/>
-      <w:r>
-        <w:t>OpenCV</w:t>
-      </w:r>
-      <w:proofErr w:type="spellEnd"/>
-      <w:r>
-        <w:t xml:space="preserve"> REQUIRED COMPONENTS core </w:t>
-      </w:r>
-      <w:proofErr w:type="spellStart"/>
-      <w:r>
-        <w:t>imgproc</w:t>
-      </w:r>
-      <w:proofErr w:type="spellEnd"/>
-      <w:r>
-        <w:t xml:space="preserve"> </w:t>
-      </w:r>
-      <w:proofErr w:type="spellStart"/>
-      <w:r>
-        <w:t>highgui</w:t>
-      </w:r>
-      <w:proofErr w:type="spellEnd"/>
-      <w:r>
-        <w:t>)</w:t>
-      </w:r>
-    </w:p>
-    <w:p>
-      <w:pPr>
-        <w:pStyle w:val="ListingCode"/>
-      </w:pPr>
-    </w:p>
-    <w:p>
-      <w:pPr>
-        <w:pStyle w:val="ListingCode"/>
-        <w:rPr>
-          <w:lang w:val="ru-RU"/>
-        </w:rPr>
-      </w:pPr>
-      <w:r>
-        <w:rPr>
-          <w:lang w:val="ru-RU"/>
-        </w:rPr>
-        <w:t xml:space="preserve"># Если </w:t>
-      </w:r>
-      <w:proofErr w:type="spellStart"/>
-      <w:r>
-        <w:t>OpenCV</w:t>
-      </w:r>
-      <w:proofErr w:type="spellEnd"/>
-      <w:r>
-        <w:rPr>
-          <w:lang w:val="ru-RU"/>
-        </w:rPr>
-        <w:t xml:space="preserve"> не </w:t>
-      </w:r>
-      <w:proofErr w:type="gramStart"/>
-      <w:r>
-        <w:rPr>
-          <w:lang w:val="ru-RU"/>
-        </w:rPr>
-        <w:t>найден</w:t>
-      </w:r>
-      <w:proofErr w:type="gramEnd"/>
-      <w:r>
-        <w:rPr>
-          <w:lang w:val="ru-RU"/>
-        </w:rPr>
-        <w:t xml:space="preserve"> – остановить сборку с ошибкой</w:t>
-      </w:r>
-    </w:p>
-    <w:p>
-      <w:pPr>
-        <w:pStyle w:val="ListingCode"/>
-      </w:pPr>
-      <w:proofErr w:type="gramStart"/>
-      <w:r>
-        <w:t>if(</w:t>
-      </w:r>
-      <w:proofErr w:type="gramEnd"/>
-      <w:r>
-        <w:t xml:space="preserve">NOT </w:t>
-      </w:r>
-      <w:proofErr w:type="spellStart"/>
-      <w:r>
-        <w:t>OpenCV_FOUND</w:t>
-      </w:r>
-      <w:proofErr w:type="spellEnd"/>
-      <w:r>
-        <w:t>)</w:t>
-      </w:r>
-    </w:p>
-    <w:p>
-      <w:pPr>
-        <w:pStyle w:val="ListingCode"/>
-        <w:rPr>
-          <w:lang w:val="ru-RU"/>
-        </w:rPr>
-      </w:pPr>
-      <w:r>
-        <w:t xml:space="preserve">    </w:t>
-      </w:r>
-      <w:proofErr w:type="gramStart"/>
-      <w:r>
-        <w:t>message(</w:t>
-      </w:r>
-      <w:proofErr w:type="gramEnd"/>
-      <w:r>
-        <w:t>FATAL_ERROR "</w:t>
-      </w:r>
-      <w:proofErr w:type="spellStart"/>
-      <w:r>
-        <w:t>OpenCV</w:t>
-      </w:r>
-      <w:proofErr w:type="spellEnd"/>
-      <w:r>
-        <w:t xml:space="preserve"> </w:t>
-      </w:r>
-      <w:proofErr w:type="spellStart"/>
-      <w:r>
-        <w:t>не</w:t>
-      </w:r>
-      <w:proofErr w:type="spellEnd"/>
-      <w:r>
-        <w:t xml:space="preserve"> </w:t>
-      </w:r>
-      <w:proofErr w:type="spellStart"/>
-      <w:r>
-        <w:t>найдена</w:t>
-      </w:r>
-      <w:proofErr w:type="spellEnd"/>
-      <w:r>
-        <w:t xml:space="preserve">. </w:t>
-      </w:r>
-      <w:proofErr w:type="gramStart"/>
-      <w:r>
-        <w:rPr>
-          <w:lang w:val="ru-RU"/>
-        </w:rPr>
-        <w:t xml:space="preserve">Установите </w:t>
-      </w:r>
-      <w:proofErr w:type="spellStart"/>
-      <w:r>
-        <w:t>OpenCV</w:t>
-      </w:r>
-      <w:proofErr w:type="spellEnd"/>
-      <w:r>
-        <w:rPr>
-          <w:lang w:val="ru-RU"/>
-        </w:rPr>
-        <w:t xml:space="preserve"> и укажите путь через </w:t>
-      </w:r>
-      <w:proofErr w:type="spellStart"/>
-      <w:r>
-        <w:t>OpenCV</w:t>
-      </w:r>
-      <w:proofErr w:type="spellEnd"/>
-      <w:r>
-        <w:rPr>
-          <w:lang w:val="ru-RU"/>
-        </w:rPr>
-        <w:t>_</w:t>
-      </w:r>
-      <w:r>
-        <w:t>DIR</w:t>
-      </w:r>
-      <w:r>
-        <w:rPr>
-          <w:lang w:val="ru-RU"/>
-        </w:rPr>
-        <w:t>.")</w:t>
-      </w:r>
-      <w:proofErr w:type="gramEnd"/>
-    </w:p>
-    <w:p>
-      <w:pPr>
-        <w:pStyle w:val="ListingCode"/>
-      </w:pPr>
-      <w:proofErr w:type="spellStart"/>
-      <w:proofErr w:type="gramStart"/>
-      <w:r>
-        <w:t>endif</w:t>
-      </w:r>
-      <w:proofErr w:type="spellEnd"/>
-      <w:r>
-        <w:t>()</w:t>
-      </w:r>
-      <w:proofErr w:type="gramEnd"/>
-    </w:p>
-    <w:p>
-      <w:pPr>
-        <w:pStyle w:val="ListingCode"/>
-      </w:pPr>
-    </w:p>
-    <w:p>
-      <w:pPr>
-        <w:pStyle w:val="ListingCode"/>
-      </w:pPr>
-      <w:r>
-        <w:t xml:space="preserve"># </w:t>
-      </w:r>
-      <w:proofErr w:type="spellStart"/>
-      <w:r>
-        <w:t>Добавление</w:t>
-      </w:r>
-      <w:proofErr w:type="spellEnd"/>
-      <w:r>
-        <w:t xml:space="preserve"> </w:t>
-      </w:r>
-      <w:proofErr w:type="spellStart"/>
-      <w:r>
-        <w:t>исходных</w:t>
-      </w:r>
-      <w:proofErr w:type="spellEnd"/>
-      <w:r>
-        <w:t xml:space="preserve"> </w:t>
-      </w:r>
-      <w:proofErr w:type="spellStart"/>
-      <w:r>
-        <w:t>файлов</w:t>
-      </w:r>
-      <w:proofErr w:type="spellEnd"/>
-      <w:r>
-        <w:t xml:space="preserve"> </w:t>
-      </w:r>
-      <w:proofErr w:type="spellStart"/>
-      <w:r>
-        <w:t>проекта</w:t>
-      </w:r>
-      <w:proofErr w:type="spellEnd"/>
-    </w:p>
-    <w:p>
-      <w:pPr>
-        <w:pStyle w:val="ListingCode"/>
-      </w:pPr>
-      <w:proofErr w:type="gramStart"/>
-      <w:r>
-        <w:t>set(</w:t>
-      </w:r>
-      <w:proofErr w:type="gramEnd"/>
-      <w:r>
-        <w:t>SOURCES</w:t>
-      </w:r>
-    </w:p>
-    <w:p>
-      <w:pPr>
-        <w:pStyle w:val="ListingCode"/>
-      </w:pPr>
-      <w:r>
-        <w:t xml:space="preserve">    </w:t>
-      </w:r>
-      <w:proofErr w:type="spellStart"/>
-      <w:proofErr w:type="gramStart"/>
-      <w:r>
-        <w:t>src</w:t>
-      </w:r>
-      <w:proofErr w:type="spellEnd"/>
-      <w:r>
-        <w:t>/main.cpp</w:t>
-      </w:r>
-      <w:proofErr w:type="gramEnd"/>
-    </w:p>
-    <w:p>
-      <w:pPr>
-        <w:pStyle w:val="ListingCode"/>
-      </w:pPr>
-      <w:r>
-        <w:t xml:space="preserve">    </w:t>
-      </w:r>
-      <w:proofErr w:type="spellStart"/>
-      <w:proofErr w:type="gramStart"/>
-      <w:r>
-        <w:t>src</w:t>
-      </w:r>
-      <w:proofErr w:type="spellEnd"/>
-      <w:r>
-        <w:t>/image_loader.cpp</w:t>
-      </w:r>
-      <w:proofErr w:type="gramEnd"/>
-    </w:p>
-    <w:p>
-      <w:pPr>
-        <w:pStyle w:val="ListingCode"/>
-      </w:pPr>
-      <w:r>
-        <w:t xml:space="preserve">    </w:t>
-      </w:r>
-      <w:proofErr w:type="spellStart"/>
-      <w:proofErr w:type="gramStart"/>
-      <w:r>
-        <w:t>src</w:t>
-      </w:r>
-      <w:proofErr w:type="spellEnd"/>
-      <w:r>
-        <w:t>/processor.cpp</w:t>
-      </w:r>
-      <w:proofErr w:type="gramEnd"/>
-    </w:p>
-    <w:p>
-      <w:pPr>
-        <w:pStyle w:val="ListingCode"/>
-      </w:pPr>
-      <w:r>
-        <w:t xml:space="preserve">    </w:t>
-      </w:r>
-      <w:proofErr w:type="spellStart"/>
-      <w:proofErr w:type="gramStart"/>
-      <w:r>
-        <w:t>src</w:t>
-      </w:r>
-      <w:proofErr w:type="spellEnd"/>
-      <w:r>
         <w:t>/result_saver.cpp</w:t>
       </w:r>
-      <w:proofErr w:type="gramEnd"/>
     </w:p>
     <w:p>
       <w:pPr>
@@ -5584,11 +5431,659 @@
     </w:p>
     <w:p>
       <w:pPr>
+        <w:spacing w:line="259" w:lineRule="auto"/>
         <w:ind w:firstLine="0"/>
+        <w:jc w:val="left"/>
+      </w:pPr>
+      <w:r>
+        <w:br w:type="page"/>
+      </w:r>
+    </w:p>
+    <w:p>
+      <w:r>
+        <w:lastRenderedPageBreak/>
+        <w:t>Admonition-блоки</w:t>
+      </w:r>
+      <w:r>
+        <w:t xml:space="preserve"> </w:t>
+      </w:r>
+      <w:r>
+        <w:rPr>
+          <w:b/>
+        </w:rPr>
+        <w:t>не</w:t>
+      </w:r>
+      <w:r>
+        <w:t xml:space="preserve"> входят в ГОСТ.</w:t>
+      </w:r>
+    </w:p>
+    <w:p>
+      <w:pPr>
+        <w:pStyle w:val="xAdmonition"/>
+      </w:pPr>
+      <w:r>
+        <w:rPr>
+          <w:noProof/>
+          <w:lang w:eastAsia="ru-RU"/>
+        </w:rPr>
+        <w:drawing>
+          <wp:inline distT="0" distB="0" distL="0" distR="0">
+            <wp:extent cx="162000" cy="162000"/>
+            <wp:effectExtent l="19050" t="0" r="9450" b="0"/>
+            <wp:docPr id="11" name="Рисунок 46" descr="D:\Users\lux\Downloads\a_info (1).png"/>
+            <wp:cNvGraphicFramePr>
+              <a:graphicFrameLocks xmlns:a="http://schemas.openxmlformats.org/drawingml/2006/main" noChangeAspect="1"/>
+            </wp:cNvGraphicFramePr>
+            <a:graphic xmlns:a="http://schemas.openxmlformats.org/drawingml/2006/main">
+              <a:graphicData uri="http://schemas.openxmlformats.org/drawingml/2006/picture">
+                <pic:pic xmlns:pic="http://schemas.openxmlformats.org/drawingml/2006/picture">
+                  <pic:nvPicPr>
+                    <pic:cNvPr id="0" name="Picture 46" descr="D:\Users\lux\Downloads\a_info (1).png"/>
+                    <pic:cNvPicPr>
+                      <a:picLocks noChangeAspect="1" noChangeArrowheads="1"/>
+                    </pic:cNvPicPr>
+                  </pic:nvPicPr>
+                  <pic:blipFill>
+                    <a:blip r:embed="rId16" cstate="print"/>
+                    <a:stretch>
+                      <a:fillRect/>
+                    </a:stretch>
+                  </pic:blipFill>
+                  <pic:spPr bwMode="auto">
+                    <a:xfrm>
+                      <a:off x="0" y="0"/>
+                      <a:ext cx="162000" cy="162000"/>
+                    </a:xfrm>
+                    <a:prstGeom prst="rect">
+                      <a:avLst/>
+                    </a:prstGeom>
+                    <a:noFill/>
+                    <a:ln w="9525">
+                      <a:noFill/>
+                      <a:miter lim="800000"/>
+                      <a:headEnd/>
+                      <a:tailEnd/>
+                    </a:ln>
+                  </pic:spPr>
+                </pic:pic>
+              </a:graphicData>
+            </a:graphic>
+          </wp:inline>
+        </w:drawing>
+      </w:r>
+      <w:r>
+        <w:rPr>
+          <w:rStyle w:val="w6asjqtextbase1"/>
+        </w:rPr>
+        <w:t xml:space="preserve"> </w:t>
+      </w:r>
+      <w:r>
+        <w:rPr>
+          <w:rStyle w:val="w6asjqtextbase1"/>
+          <w:b/>
+          <w:color w:val="595959" w:themeColor="text1" w:themeTint="A6"/>
+        </w:rPr>
+        <w:t>Примечание</w:t>
+      </w:r>
+    </w:p>
+    <w:p>
+      <w:pPr>
+        <w:pStyle w:val="xAdmonition"/>
+      </w:pPr>
+      <w:r>
+        <w:t>При использовании данного метода необходимо учитывать, что точность вычислений зависит от объёма исходной выборки.</w:t>
+      </w:r>
+    </w:p>
+    <w:p>
+      <w:pPr>
+        <w:pStyle w:val="xAdmonitioninfo"/>
+      </w:pPr>
+      <w:r>
+        <w:rPr>
+          <w:noProof/>
+          <w:lang w:eastAsia="ru-RU"/>
+        </w:rPr>
+        <w:drawing>
+          <wp:inline distT="0" distB="0" distL="0" distR="0">
+            <wp:extent cx="164160" cy="162000"/>
+            <wp:effectExtent l="19050" t="0" r="7290" b="0"/>
+            <wp:docPr id="12" name="Рисунок 46" descr="D:\Users\lux\Downloads\a_info (1).png"/>
+            <wp:cNvGraphicFramePr>
+              <a:graphicFrameLocks xmlns:a="http://schemas.openxmlformats.org/drawingml/2006/main" noChangeAspect="1"/>
+            </wp:cNvGraphicFramePr>
+            <a:graphic xmlns:a="http://schemas.openxmlformats.org/drawingml/2006/main">
+              <a:graphicData uri="http://schemas.openxmlformats.org/drawingml/2006/picture">
+                <pic:pic xmlns:pic="http://schemas.openxmlformats.org/drawingml/2006/picture">
+                  <pic:nvPicPr>
+                    <pic:cNvPr id="0" name="Picture 46" descr="D:\Users\lux\Downloads\a_info (1).png"/>
+                    <pic:cNvPicPr>
+                      <a:picLocks noChangeAspect="1" noChangeArrowheads="1"/>
+                    </pic:cNvPicPr>
+                  </pic:nvPicPr>
+                  <pic:blipFill>
+                    <a:blip r:embed="rId17" cstate="print"/>
+                    <a:srcRect/>
+                    <a:stretch>
+                      <a:fillRect/>
+                    </a:stretch>
+                  </pic:blipFill>
+                  <pic:spPr bwMode="auto">
+                    <a:xfrm>
+                      <a:off x="0" y="0"/>
+                      <a:ext cx="164160" cy="162000"/>
+                    </a:xfrm>
+                    <a:prstGeom prst="rect">
+                      <a:avLst/>
+                    </a:prstGeom>
+                    <a:noFill/>
+                    <a:ln w="9525">
+                      <a:noFill/>
+                      <a:miter lim="800000"/>
+                      <a:headEnd/>
+                      <a:tailEnd/>
+                    </a:ln>
+                  </pic:spPr>
+                </pic:pic>
+              </a:graphicData>
+            </a:graphic>
+          </wp:inline>
+        </w:drawing>
+      </w:r>
+      <w:r>
+        <w:rPr>
+          <w:rStyle w:val="w6asjqtextbase1"/>
+        </w:rPr>
+        <w:t xml:space="preserve"> </w:t>
+      </w:r>
+      <w:r>
+        <w:rPr>
+          <w:rStyle w:val="w6asjqtextbase1"/>
+          <w:b/>
+          <w:color w:val="285A8A"/>
+        </w:rPr>
+        <w:t>Примечание</w:t>
+      </w:r>
+    </w:p>
+    <w:p>
+      <w:pPr>
+        <w:pStyle w:val="xAdmonitioninfo"/>
+      </w:pPr>
+      <w:r>
+        <w:t>В процессе измерения допускается отклонение температуры не более чем на 2 °C от заданного значения.</w:t>
+      </w:r>
+    </w:p>
+    <w:p>
+      <w:pPr>
+        <w:pStyle w:val="xAdmonitiontip"/>
+      </w:pPr>
+      <w:r>
+        <w:rPr>
+          <w:noProof/>
+          <w:lang w:eastAsia="ru-RU"/>
+        </w:rPr>
+        <w:drawing>
+          <wp:inline distT="0" distB="0" distL="0" distR="0">
+            <wp:extent cx="162000" cy="162000"/>
+            <wp:effectExtent l="0" t="0" r="0" b="0"/>
+            <wp:docPr id="13" name="Рисунок 46" descr="D:\Users\lux\Downloads\a_info (1).png"/>
+            <wp:cNvGraphicFramePr>
+              <a:graphicFrameLocks xmlns:a="http://schemas.openxmlformats.org/drawingml/2006/main" noChangeAspect="1"/>
+            </wp:cNvGraphicFramePr>
+            <a:graphic xmlns:a="http://schemas.openxmlformats.org/drawingml/2006/main">
+              <a:graphicData uri="http://schemas.openxmlformats.org/drawingml/2006/picture">
+                <pic:pic xmlns:pic="http://schemas.openxmlformats.org/drawingml/2006/picture">
+                  <pic:nvPicPr>
+                    <pic:cNvPr id="0" name="Picture 46" descr="D:\Users\lux\Downloads\a_info (1).png"/>
+                    <pic:cNvPicPr>
+                      <a:picLocks noChangeAspect="1" noChangeArrowheads="1"/>
+                    </pic:cNvPicPr>
+                  </pic:nvPicPr>
+                  <pic:blipFill>
+                    <a:blip r:embed="rId18" cstate="print"/>
+                    <a:stretch>
+                      <a:fillRect/>
+                    </a:stretch>
+                  </pic:blipFill>
+                  <pic:spPr bwMode="auto">
+                    <a:xfrm>
+                      <a:off x="0" y="0"/>
+                      <a:ext cx="162000" cy="162000"/>
+                    </a:xfrm>
+                    <a:prstGeom prst="rect">
+                      <a:avLst/>
+                    </a:prstGeom>
+                    <a:noFill/>
+                    <a:ln w="9525">
+                      <a:noFill/>
+                      <a:miter lim="800000"/>
+                      <a:headEnd/>
+                      <a:tailEnd/>
+                    </a:ln>
+                  </pic:spPr>
+                </pic:pic>
+              </a:graphicData>
+            </a:graphic>
+          </wp:inline>
+        </w:drawing>
+      </w:r>
+      <w:r>
+        <w:rPr>
+          <w:rStyle w:val="w6asjqtextbase1"/>
+        </w:rPr>
+        <w:t xml:space="preserve"> </w:t>
+      </w:r>
+      <w:r>
+        <w:rPr>
+          <w:rStyle w:val="w6asjqtextbase1"/>
+          <w:b/>
+          <w:color w:val="326B46"/>
+        </w:rPr>
+        <w:t>Рекомендация</w:t>
+      </w:r>
+    </w:p>
+    <w:p>
+      <w:pPr>
+        <w:pStyle w:val="xAdmonitiontip"/>
+      </w:pPr>
+      <w:r>
+        <w:t>Для повышения точности измерений рекомендуется выполнять калибровку прибора перед каждой серией экспериментов.</w:t>
+      </w:r>
+    </w:p>
+    <w:p>
+      <w:pPr>
+        <w:pStyle w:val="xAdmonitionwarning"/>
+      </w:pPr>
+      <w:r>
+        <w:rPr>
+          <w:noProof/>
+          <w:lang w:eastAsia="ru-RU"/>
+        </w:rPr>
+        <w:drawing>
+          <wp:inline distT="0" distB="0" distL="0" distR="0">
+            <wp:extent cx="162000" cy="162000"/>
+            <wp:effectExtent l="19050" t="0" r="9450" b="0"/>
+            <wp:docPr id="14" name="Рисунок 46" descr="D:\Users\lux\Downloads\a_info (1).png"/>
+            <wp:cNvGraphicFramePr>
+              <a:graphicFrameLocks xmlns:a="http://schemas.openxmlformats.org/drawingml/2006/main" noChangeAspect="1"/>
+            </wp:cNvGraphicFramePr>
+            <a:graphic xmlns:a="http://schemas.openxmlformats.org/drawingml/2006/main">
+              <a:graphicData uri="http://schemas.openxmlformats.org/drawingml/2006/picture">
+                <pic:pic xmlns:pic="http://schemas.openxmlformats.org/drawingml/2006/picture">
+                  <pic:nvPicPr>
+                    <pic:cNvPr id="0" name="Picture 46" descr="D:\Users\lux\Downloads\a_info (1).png"/>
+                    <pic:cNvPicPr>
+                      <a:picLocks noChangeAspect="1" noChangeArrowheads="1"/>
+                    </pic:cNvPicPr>
+                  </pic:nvPicPr>
+                  <pic:blipFill>
+                    <a:blip r:embed="rId19" cstate="print"/>
+                    <a:stretch>
+                      <a:fillRect/>
+                    </a:stretch>
+                  </pic:blipFill>
+                  <pic:spPr bwMode="auto">
+                    <a:xfrm>
+                      <a:off x="0" y="0"/>
+                      <a:ext cx="162000" cy="162000"/>
+                    </a:xfrm>
+                    <a:prstGeom prst="rect">
+                      <a:avLst/>
+                    </a:prstGeom>
+                    <a:noFill/>
+                    <a:ln w="9525">
+                      <a:noFill/>
+                      <a:miter lim="800000"/>
+                      <a:headEnd/>
+                      <a:tailEnd/>
+                    </a:ln>
+                  </pic:spPr>
+                </pic:pic>
+              </a:graphicData>
+            </a:graphic>
+          </wp:inline>
+        </w:drawing>
+      </w:r>
+      <w:r>
+        <w:rPr>
+          <w:rStyle w:val="w6asjqtextbase1"/>
+        </w:rPr>
+        <w:t xml:space="preserve"> </w:t>
+      </w:r>
+      <w:r>
+        <w:rPr>
+          <w:rStyle w:val="w6asjqtextbase1"/>
+          <w:b/>
+          <w:color w:val="92620F"/>
+        </w:rPr>
+        <w:t>Внимание</w:t>
+      </w:r>
+    </w:p>
+    <w:p>
+      <w:pPr>
+        <w:pStyle w:val="xAdmonitionwarning"/>
+      </w:pPr>
+      <w:r>
+        <w:t>Перед запуском алгоритма необходимо убедиться, что входные данные приведены к единому масштабу.</w:t>
+      </w:r>
+    </w:p>
+    <w:p>
+      <w:pPr>
+        <w:pStyle w:val="xAdmonitiondanger"/>
+      </w:pPr>
+      <w:r>
+        <w:rPr>
+          <w:noProof/>
+          <w:lang w:eastAsia="ru-RU"/>
+        </w:rPr>
+        <w:drawing>
+          <wp:inline distT="0" distB="0" distL="0" distR="0">
+            <wp:extent cx="162000" cy="162000"/>
+            <wp:effectExtent l="0" t="0" r="9450" b="0"/>
+            <wp:docPr id="15" name="Рисунок 46" descr="D:\Users\lux\Downloads\a_info (1).png"/>
+            <wp:cNvGraphicFramePr>
+              <a:graphicFrameLocks xmlns:a="http://schemas.openxmlformats.org/drawingml/2006/main" noChangeAspect="1"/>
+            </wp:cNvGraphicFramePr>
+            <a:graphic xmlns:a="http://schemas.openxmlformats.org/drawingml/2006/main">
+              <a:graphicData uri="http://schemas.openxmlformats.org/drawingml/2006/picture">
+                <pic:pic xmlns:pic="http://schemas.openxmlformats.org/drawingml/2006/picture">
+                  <pic:nvPicPr>
+                    <pic:cNvPr id="0" name="Picture 46" descr="D:\Users\lux\Downloads\a_info (1).png"/>
+                    <pic:cNvPicPr>
+                      <a:picLocks noChangeAspect="1" noChangeArrowheads="1"/>
+                    </pic:cNvPicPr>
+                  </pic:nvPicPr>
+                  <pic:blipFill>
+                    <a:blip r:embed="rId20" cstate="print"/>
+                    <a:stretch>
+                      <a:fillRect/>
+                    </a:stretch>
+                  </pic:blipFill>
+                  <pic:spPr bwMode="auto">
+                    <a:xfrm>
+                      <a:off x="0" y="0"/>
+                      <a:ext cx="162000" cy="162000"/>
+                    </a:xfrm>
+                    <a:prstGeom prst="rect">
+                      <a:avLst/>
+                    </a:prstGeom>
+                    <a:noFill/>
+                    <a:ln w="9525">
+                      <a:noFill/>
+                      <a:miter lim="800000"/>
+                      <a:headEnd/>
+                      <a:tailEnd/>
+                    </a:ln>
+                  </pic:spPr>
+                </pic:pic>
+              </a:graphicData>
+            </a:graphic>
+          </wp:inline>
+        </w:drawing>
+      </w:r>
+      <w:r>
+        <w:rPr>
+          <w:rStyle w:val="w6asjqtextbase1"/>
+        </w:rPr>
+        <w:t xml:space="preserve"> </w:t>
+      </w:r>
+      <w:r>
+        <w:rPr>
+          <w:rStyle w:val="w6asjqtextbase1"/>
+          <w:b/>
+          <w:color w:val="A53636"/>
+        </w:rPr>
+        <w:t>Критически важно</w:t>
+      </w:r>
+    </w:p>
+    <w:p>
+      <w:pPr>
+        <w:pStyle w:val="xAdmonitiondanger"/>
+      </w:pPr>
+      <w:r>
+        <w:t>Удаление исходных данных до завершения обработки приводит к невозможности восстановления результатов эксперимента.</w:t>
+      </w:r>
+    </w:p>
+    <w:p>
+      <w:pPr>
+        <w:rPr>
+          <w:lang w:val="en-US"/>
+        </w:rPr>
+      </w:pPr>
+      <w:r>
+        <w:rPr>
+          <w:lang w:val="en-US"/>
+        </w:rPr>
+        <w:t xml:space="preserve">Non </w:t>
+      </w:r>
+      <w:proofErr w:type="spellStart"/>
+      <w:r>
+        <w:rPr>
+          <w:lang w:val="en-US"/>
+        </w:rPr>
+        <w:t>ducimus</w:t>
+      </w:r>
+      <w:proofErr w:type="spellEnd"/>
+      <w:r>
+        <w:rPr>
+          <w:lang w:val="en-US"/>
+        </w:rPr>
+        <w:t xml:space="preserve"> </w:t>
+      </w:r>
+      <w:proofErr w:type="spellStart"/>
+      <w:r>
+        <w:rPr>
+          <w:lang w:val="en-US"/>
+        </w:rPr>
+        <w:t>accusamus</w:t>
+      </w:r>
+      <w:proofErr w:type="spellEnd"/>
+      <w:r>
+        <w:rPr>
+          <w:lang w:val="en-US"/>
+        </w:rPr>
+        <w:t xml:space="preserve"> </w:t>
+      </w:r>
+      <w:proofErr w:type="spellStart"/>
+      <w:r>
+        <w:rPr>
+          <w:lang w:val="en-US"/>
+        </w:rPr>
+        <w:t>aperiam</w:t>
+      </w:r>
+      <w:proofErr w:type="spellEnd"/>
+      <w:r>
+        <w:rPr>
+          <w:lang w:val="en-US"/>
+        </w:rPr>
+        <w:t xml:space="preserve"> et </w:t>
+      </w:r>
+      <w:proofErr w:type="spellStart"/>
+      <w:r>
+        <w:rPr>
+          <w:lang w:val="en-US"/>
+        </w:rPr>
+        <w:t>commodi</w:t>
+      </w:r>
+      <w:proofErr w:type="spellEnd"/>
+      <w:r>
+        <w:rPr>
+          <w:lang w:val="en-US"/>
+        </w:rPr>
+        <w:t xml:space="preserve"> </w:t>
+      </w:r>
+      <w:proofErr w:type="spellStart"/>
+      <w:r>
+        <w:rPr>
+          <w:lang w:val="en-US"/>
+        </w:rPr>
+        <w:t>ullam</w:t>
+      </w:r>
+      <w:proofErr w:type="spellEnd"/>
+      <w:r>
+        <w:rPr>
+          <w:lang w:val="en-US"/>
+        </w:rPr>
+        <w:t xml:space="preserve"> et </w:t>
+      </w:r>
+      <w:proofErr w:type="spellStart"/>
+      <w:r>
+        <w:rPr>
+          <w:lang w:val="en-US"/>
+        </w:rPr>
+        <w:t>enim</w:t>
+      </w:r>
+      <w:proofErr w:type="spellEnd"/>
+      <w:r>
+        <w:rPr>
+          <w:lang w:val="en-US"/>
+        </w:rPr>
+        <w:t xml:space="preserve"> </w:t>
+      </w:r>
+      <w:proofErr w:type="spellStart"/>
+      <w:r>
+        <w:rPr>
+          <w:lang w:val="en-US"/>
+        </w:rPr>
+        <w:t>consequatur</w:t>
+      </w:r>
+      <w:proofErr w:type="spellEnd"/>
+      <w:r>
+        <w:rPr>
+          <w:lang w:val="en-US"/>
+        </w:rPr>
+        <w:t xml:space="preserve"> </w:t>
+      </w:r>
+      <w:proofErr w:type="spellStart"/>
+      <w:r>
+        <w:rPr>
+          <w:lang w:val="en-US"/>
+        </w:rPr>
+        <w:t>sed</w:t>
+      </w:r>
+      <w:proofErr w:type="spellEnd"/>
+      <w:r>
+        <w:rPr>
+          <w:lang w:val="en-US"/>
+        </w:rPr>
+        <w:t xml:space="preserve"> sit </w:t>
+      </w:r>
+      <w:proofErr w:type="spellStart"/>
+      <w:r>
+        <w:rPr>
+          <w:lang w:val="en-US"/>
+        </w:rPr>
+        <w:t>omnis</w:t>
+      </w:r>
+      <w:proofErr w:type="spellEnd"/>
+      <w:r>
+        <w:rPr>
+          <w:lang w:val="en-US"/>
+        </w:rPr>
+        <w:t xml:space="preserve"> </w:t>
+      </w:r>
+      <w:proofErr w:type="spellStart"/>
+      <w:r>
+        <w:rPr>
+          <w:lang w:val="en-US"/>
+        </w:rPr>
+        <w:t>eius</w:t>
+      </w:r>
+      <w:proofErr w:type="spellEnd"/>
+      <w:r>
+        <w:rPr>
+          <w:lang w:val="en-US"/>
+        </w:rPr>
+        <w:t xml:space="preserve"> ad </w:t>
+      </w:r>
+      <w:proofErr w:type="spellStart"/>
+      <w:r>
+        <w:rPr>
+          <w:lang w:val="en-US"/>
+        </w:rPr>
+        <w:t>eum</w:t>
+      </w:r>
+      <w:proofErr w:type="spellEnd"/>
+      <w:r>
+        <w:rPr>
+          <w:lang w:val="en-US"/>
+        </w:rPr>
+        <w:t xml:space="preserve"> </w:t>
+      </w:r>
+      <w:proofErr w:type="spellStart"/>
+      <w:r>
+        <w:rPr>
+          <w:lang w:val="en-US"/>
+        </w:rPr>
+        <w:t>autem</w:t>
+      </w:r>
+      <w:proofErr w:type="spellEnd"/>
+      <w:r>
+        <w:rPr>
+          <w:lang w:val="en-US"/>
+        </w:rPr>
+        <w:t xml:space="preserve"> </w:t>
+      </w:r>
+      <w:proofErr w:type="spellStart"/>
+      <w:r>
+        <w:rPr>
+          <w:lang w:val="en-US"/>
+        </w:rPr>
+        <w:t>est</w:t>
+      </w:r>
+      <w:proofErr w:type="spellEnd"/>
+      <w:r>
+        <w:rPr>
+          <w:lang w:val="en-US"/>
+        </w:rPr>
+        <w:t xml:space="preserve"> </w:t>
+      </w:r>
+      <w:proofErr w:type="spellStart"/>
+      <w:r>
+        <w:rPr>
+          <w:lang w:val="en-US"/>
+        </w:rPr>
+        <w:t>rem</w:t>
+      </w:r>
+      <w:proofErr w:type="spellEnd"/>
+      <w:r>
+        <w:rPr>
+          <w:lang w:val="en-US"/>
+        </w:rPr>
+        <w:t xml:space="preserve"> </w:t>
+      </w:r>
+      <w:proofErr w:type="spellStart"/>
+      <w:r>
+        <w:rPr>
+          <w:lang w:val="en-US"/>
+        </w:rPr>
+        <w:t>eos</w:t>
+      </w:r>
+      <w:proofErr w:type="spellEnd"/>
+      <w:r>
+        <w:rPr>
+          <w:lang w:val="en-US"/>
+        </w:rPr>
+        <w:t xml:space="preserve"> </w:t>
+      </w:r>
+      <w:proofErr w:type="spellStart"/>
+      <w:r>
+        <w:rPr>
+          <w:lang w:val="en-US"/>
+        </w:rPr>
+        <w:t>quisquam</w:t>
+      </w:r>
+      <w:proofErr w:type="spellEnd"/>
+    </w:p>
+    <w:p>
+      <w:pPr>
+        <w:ind w:firstLine="0"/>
+        <w:rPr>
+          <w:lang w:val="en-US"/>
+        </w:rPr>
       </w:pPr>
     </w:p>
     <w:sectPr>
-      <w:footerReference w:type="default" r:id="rId16"/>
+      <w:footerReference w:type="default" r:id="rId21"/>
       <w:pgSz w:w="11906" w:h="16838"/>
       <w:pgMar w:top="1134" w:right="850" w:bottom="1134" w:left="1701" w:header="708" w:footer="708" w:gutter="0"/>
       <w:pgNumType w:start="3"/>
@@ -5665,7 +6160,7 @@
           <w:rPr>
             <w:noProof/>
           </w:rPr>
-          <w:t>4</w:t>
+          <w:t>16</w:t>
         </w:r>
         <w:r>
           <w:rPr>
@@ -8350,6 +8845,132 @@
     <w:link w:val="TableCaption"/>
     <w:rsid w:val="008D4793"/>
   </w:style>
+  <w:style w:type="character" w:customStyle="1" w:styleId="w6asjqtextbase1">
+    <w:name w:val="w6asjq_textbase1"/>
+    <w:basedOn w:val="a3"/>
+    <w:rsid w:val="00F13E8F"/>
+  </w:style>
+  <w:style w:type="paragraph" w:customStyle="1" w:styleId="xAdmonition">
+    <w:name w:val="xAdmonition"/>
+    <w:basedOn w:val="a2"/>
+    <w:link w:val="xAdmonition0"/>
+    <w:qFormat/>
+    <w:rsid w:val="00581E5F"/>
+    <w:pPr>
+      <w:pBdr>
+        <w:top w:val="single" w:sz="2" w:space="6" w:color="FFFFFF" w:themeColor="background1"/>
+        <w:left w:val="single" w:sz="18" w:space="10" w:color="595959" w:themeColor="text1" w:themeTint="A6"/>
+        <w:bottom w:val="single" w:sz="2" w:space="6" w:color="FFFFFF" w:themeColor="background1"/>
+        <w:right w:val="single" w:sz="2" w:space="6" w:color="FFFFFF" w:themeColor="background1"/>
+      </w:pBdr>
+      <w:shd w:val="clear" w:color="auto" w:fill="F8F8F8"/>
+      <w:ind w:left="709" w:firstLine="0"/>
+      <w:contextualSpacing/>
+    </w:pPr>
+    <w:rPr>
+      <w:kern w:val="0"/>
+    </w:rPr>
+  </w:style>
+  <w:style w:type="character" w:customStyle="1" w:styleId="xAdmonition0">
+    <w:name w:val="xAdmonition Знак"/>
+    <w:basedOn w:val="a3"/>
+    <w:link w:val="xAdmonition"/>
+    <w:rsid w:val="00581E5F"/>
+    <w:rPr>
+      <w:rFonts w:ascii="Times New Roman" w:hAnsi="Times New Roman"/>
+      <w:kern w:val="0"/>
+      <w:sz w:val="28"/>
+      <w:shd w:val="clear" w:color="auto" w:fill="F8F8F8"/>
+    </w:rPr>
+  </w:style>
+  <w:style w:type="paragraph" w:customStyle="1" w:styleId="xAdmonitiontip">
+    <w:name w:val="xAdmonition_tip"/>
+    <w:basedOn w:val="xAdmonition"/>
+    <w:link w:val="xAdmonitiontip0"/>
+    <w:qFormat/>
+    <w:rsid w:val="00F13E8F"/>
+    <w:pPr>
+      <w:pBdr>
+        <w:left w:val="single" w:sz="18" w:space="10" w:color="326B46"/>
+      </w:pBdr>
+      <w:shd w:val="clear" w:color="auto" w:fill="F1F7F1"/>
+    </w:pPr>
+  </w:style>
+  <w:style w:type="paragraph" w:customStyle="1" w:styleId="xAdmonitionwarning">
+    <w:name w:val="xAdmonition_warning"/>
+    <w:basedOn w:val="xAdmonition"/>
+    <w:link w:val="xAdmonitionwarning0"/>
+    <w:qFormat/>
+    <w:rsid w:val="00F13E8F"/>
+    <w:pPr>
+      <w:pBdr>
+        <w:left w:val="single" w:sz="18" w:space="10" w:color="92620F"/>
+      </w:pBdr>
+      <w:shd w:val="clear" w:color="auto" w:fill="FFF7E9"/>
+    </w:pPr>
+  </w:style>
+  <w:style w:type="character" w:customStyle="1" w:styleId="xAdmonitiontip0">
+    <w:name w:val="xAdmonition_tip Знак"/>
+    <w:basedOn w:val="xAdmonition0"/>
+    <w:link w:val="xAdmonitiontip"/>
+    <w:rsid w:val="00F13E8F"/>
+    <w:rPr>
+      <w:shd w:val="clear" w:color="auto" w:fill="F1F7F1"/>
+    </w:rPr>
+  </w:style>
+  <w:style w:type="paragraph" w:customStyle="1" w:styleId="xAdmonitiondanger">
+    <w:name w:val="xAdmonition_danger"/>
+    <w:basedOn w:val="xAdmonition"/>
+    <w:link w:val="xAdmonitiondanger0"/>
+    <w:qFormat/>
+    <w:rsid w:val="00F13E8F"/>
+    <w:pPr>
+      <w:pBdr>
+        <w:left w:val="single" w:sz="18" w:space="10" w:color="A53636"/>
+      </w:pBdr>
+      <w:shd w:val="clear" w:color="auto" w:fill="FBEFEF"/>
+    </w:pPr>
+  </w:style>
+  <w:style w:type="character" w:customStyle="1" w:styleId="xAdmonitionwarning0">
+    <w:name w:val="xAdmonition_warning Знак"/>
+    <w:basedOn w:val="xAdmonition0"/>
+    <w:link w:val="xAdmonitionwarning"/>
+    <w:rsid w:val="00F13E8F"/>
+    <w:rPr>
+      <w:shd w:val="clear" w:color="auto" w:fill="FFF7E9"/>
+    </w:rPr>
+  </w:style>
+  <w:style w:type="paragraph" w:customStyle="1" w:styleId="xAdmonitioninfo">
+    <w:name w:val="xAdmonition_info"/>
+    <w:basedOn w:val="xAdmonition"/>
+    <w:link w:val="xAdmonitioninfo0"/>
+    <w:qFormat/>
+    <w:rsid w:val="00F13E8F"/>
+    <w:pPr>
+      <w:pBdr>
+        <w:left w:val="single" w:sz="18" w:space="10" w:color="285A8A"/>
+      </w:pBdr>
+      <w:shd w:val="clear" w:color="auto" w:fill="F0F5FA"/>
+    </w:pPr>
+  </w:style>
+  <w:style w:type="character" w:customStyle="1" w:styleId="xAdmonitiondanger0">
+    <w:name w:val="xAdmonition_danger Знак"/>
+    <w:basedOn w:val="xAdmonition0"/>
+    <w:link w:val="xAdmonitiondanger"/>
+    <w:rsid w:val="00F13E8F"/>
+    <w:rPr>
+      <w:shd w:val="clear" w:color="auto" w:fill="FBEFEF"/>
+    </w:rPr>
+  </w:style>
+  <w:style w:type="character" w:customStyle="1" w:styleId="xAdmonitioninfo0">
+    <w:name w:val="xAdmonition_info Знак"/>
+    <w:basedOn w:val="xAdmonition0"/>
+    <w:link w:val="xAdmonitioninfo"/>
+    <w:rsid w:val="00F13E8F"/>
+    <w:rPr>
+      <w:shd w:val="clear" w:color="auto" w:fill="F0F5FA"/>
+    </w:rPr>
+  </w:style>
 </w:styles>
 </file>
 
@@ -8653,7 +9274,7 @@
 </file>
 
 <file path=customXml/itemProps1.xml><?xml version="1.0" encoding="utf-8"?>
-<ds:datastoreItem xmlns:ds="http://schemas.openxmlformats.org/officeDocument/2006/customXml" ds:itemID="{50AE0AA6-E833-4C9D-8494-DF1F998D51C2}">
+<ds:datastoreItem xmlns:ds="http://schemas.openxmlformats.org/officeDocument/2006/customXml" ds:itemID="{F1770469-FA93-4F38-A813-0A0A2C8E2C00}">
   <ds:schemaRefs>
     <ds:schemaRef ds:uri="http://schemas.openxmlformats.org/officeDocument/2006/bibliography"/>
   </ds:schemaRefs>
